--- a/Weekly Report 1.docx
+++ b/Weekly Report 1.docx
@@ -64,7 +64,7 @@
           <w:rtl w:val="0"/>
           <w:lang w:val="en-US"/>
         </w:rPr>
-        <w:t>Yi-Shiuan Huang</w:t>
+        <w:t>Thomas Huang</w:t>
       </w:r>
     </w:p>
     <w:p>
